--- a/_site/operating-system/2025-07-10-gestiona-tus-dotfiles-con-gnu-stow/index.docx
+++ b/_site/operating-system/2025-07-10-gestiona-tus-dotfiles-con-gnu-stow/index.docx
@@ -62912,7 +62912,7 @@
     </w:p>
     <w:bookmarkEnd w:id="278"/>
     <w:bookmarkEnd w:id="279"/>
-    <w:bookmarkStart w:id="322" w:name="publicaciones-similares"/>
+    <w:bookmarkStart w:id="318" w:name="publicaciones-similares"/>
     <w:p>
       <w:pPr>
         <w:pStyle w:val="Heading1"/>
@@ -63156,7 +63156,7 @@
           <w:rPr>
             <w:rStyle w:val="Hyperlink"/>
           </w:rPr>
-          <w:t xml:space="preserve">01 Introduccion Linux</w:t>
+          <w:t xml:space="preserve">02 Distribuciones Linux</w:t>
         </w:r>
       </w:hyperlink>
     </w:p>
@@ -63173,27 +63173,6 @@
         <w:t xml:space="preserve"> </w:t>
       </w:r>
       <w:hyperlink r:id="rId303">
-        <w:r>
-          <w:rPr>
-            <w:rStyle w:val="Hyperlink"/>
-          </w:rPr>
-          <w:t xml:space="preserve">02 Distribuciones Linux</w:t>
-        </w:r>
-      </w:hyperlink>
-    </w:p>
-    <w:p>
-      <w:pPr>
-        <w:pStyle w:val="Compact"/>
-        <w:numPr>
-          <w:ilvl w:val="0"/>
-          <w:numId w:val="1017"/>
-        </w:numPr>
-      </w:pPr>
-      <w:hyperlink r:id="rId304"/>
-      <w:r>
-        <w:t xml:space="preserve"> </w:t>
-      </w:r>
-      <w:hyperlink r:id="rId305">
         <w:r>
           <w:rPr>
             <w:rStyle w:val="Hyperlink"/>
@@ -63210,11 +63189,11 @@
           <w:numId w:val="1017"/>
         </w:numPr>
       </w:pPr>
-      <w:hyperlink r:id="rId306"/>
-      <w:r>
-        <w:t xml:space="preserve"> </w:t>
-      </w:r>
-      <w:hyperlink r:id="rId307">
+      <w:hyperlink r:id="rId304"/>
+      <w:r>
+        <w:t xml:space="preserve"> </w:t>
+      </w:r>
+      <w:hyperlink r:id="rId305">
         <w:r>
           <w:rPr>
             <w:rStyle w:val="Hyperlink"/>
@@ -63231,11 +63210,11 @@
           <w:numId w:val="1017"/>
         </w:numPr>
       </w:pPr>
-      <w:hyperlink r:id="rId308"/>
-      <w:r>
-        <w:t xml:space="preserve"> </w:t>
-      </w:r>
-      <w:hyperlink r:id="rId309">
+      <w:hyperlink r:id="rId306"/>
+      <w:r>
+        <w:t xml:space="preserve"> </w:t>
+      </w:r>
+      <w:hyperlink r:id="rId307">
         <w:r>
           <w:rPr>
             <w:rStyle w:val="Hyperlink"/>
@@ -63252,11 +63231,11 @@
           <w:numId w:val="1017"/>
         </w:numPr>
       </w:pPr>
-      <w:hyperlink r:id="rId310"/>
-      <w:r>
-        <w:t xml:space="preserve"> </w:t>
-      </w:r>
-      <w:hyperlink r:id="rId311">
+      <w:hyperlink r:id="rId308"/>
+      <w:r>
+        <w:t xml:space="preserve"> </w:t>
+      </w:r>
+      <w:hyperlink r:id="rId309">
         <w:r>
           <w:rPr>
             <w:rStyle w:val="Hyperlink"/>
@@ -63273,11 +63252,11 @@
           <w:numId w:val="1017"/>
         </w:numPr>
       </w:pPr>
-      <w:hyperlink r:id="rId312"/>
-      <w:r>
-        <w:t xml:space="preserve"> </w:t>
-      </w:r>
-      <w:hyperlink r:id="rId313">
+      <w:hyperlink r:id="rId310"/>
+      <w:r>
+        <w:t xml:space="preserve"> </w:t>
+      </w:r>
+      <w:hyperlink r:id="rId311">
         <w:r>
           <w:rPr>
             <w:rStyle w:val="Hyperlink"/>
@@ -63294,11 +63273,11 @@
           <w:numId w:val="1017"/>
         </w:numPr>
       </w:pPr>
-      <w:hyperlink r:id="rId314"/>
-      <w:r>
-        <w:t xml:space="preserve"> </w:t>
-      </w:r>
-      <w:hyperlink r:id="rId315">
+      <w:hyperlink r:id="rId312"/>
+      <w:r>
+        <w:t xml:space="preserve"> </w:t>
+      </w:r>
+      <w:hyperlink r:id="rId313">
         <w:r>
           <w:rPr>
             <w:rStyle w:val="Hyperlink"/>
@@ -63315,11 +63294,11 @@
           <w:numId w:val="1017"/>
         </w:numPr>
       </w:pPr>
-      <w:hyperlink r:id="rId316"/>
-      <w:r>
-        <w:t xml:space="preserve"> </w:t>
-      </w:r>
-      <w:hyperlink r:id="rId317">
+      <w:hyperlink r:id="rId314"/>
+      <w:r>
+        <w:t xml:space="preserve"> </w:t>
+      </w:r>
+      <w:hyperlink r:id="rId315">
         <w:r>
           <w:rPr>
             <w:rStyle w:val="Hyperlink"/>
@@ -63336,11 +63315,11 @@
           <w:numId w:val="1017"/>
         </w:numPr>
       </w:pPr>
-      <w:hyperlink r:id="rId318"/>
-      <w:r>
-        <w:t xml:space="preserve"> </w:t>
-      </w:r>
-      <w:hyperlink r:id="rId319">
+      <w:hyperlink r:id="rId316"/>
+      <w:r>
+        <w:t xml:space="preserve"> </w:t>
+      </w:r>
+      <w:hyperlink r:id="rId317">
         <w:r>
           <w:rPr>
             <w:rStyle w:val="Hyperlink"/>
@@ -63351,34 +63330,13 @@
     </w:p>
     <w:p>
       <w:pPr>
-        <w:pStyle w:val="Compact"/>
-        <w:numPr>
-          <w:ilvl w:val="0"/>
-          <w:numId w:val="1017"/>
-        </w:numPr>
-      </w:pPr>
-      <w:hyperlink r:id="rId320"/>
-      <w:r>
-        <w:t xml:space="preserve"> </w:t>
-      </w:r>
-      <w:hyperlink r:id="rId321">
-        <w:r>
-          <w:rPr>
-            <w:rStyle w:val="Hyperlink"/>
-          </w:rPr>
-          <w:t xml:space="preserve">Guia De Rsync</w:t>
-        </w:r>
-      </w:hyperlink>
-    </w:p>
-    <w:p>
-      <w:pPr>
         <w:pStyle w:val="FirstParagraph"/>
       </w:pPr>
       <w:r>
         <w:t xml:space="preserve">Esperamos que encuentres estas publicaciones igualmente interesantes y útiles. ¡Disfruta de la lectura!</w:t>
       </w:r>
     </w:p>
-    <w:bookmarkEnd w:id="322"/>
+    <w:bookmarkEnd w:id="318"/>
     <w:sectPr>
       <w:headerReference r:id="rId8" w:type="even"/>
       <w:headerReference r:id="rId9" w:type="default"/>
